--- a/supplement/Extended_data_20Jul25.docx
+++ b/supplement/Extended_data_20Jul25.docx
@@ -54,25 +54,7 @@
           <w:i/>
           <w:iCs/>
         </w:rPr>
-        <w:t xml:space="preserve">, </w:t>
-      </w:r>
-      <w:proofErr w:type="spellStart"/>
-      <w:r>
-        <w:rPr>
-          <w:rFonts w:ascii="Times New Roman" w:eastAsia="Times New Roman" w:hAnsi="Times New Roman" w:cs="Times New Roman"/>
-          <w:i/>
-          <w:iCs/>
-        </w:rPr>
-        <w:t>Shuliang</w:t>
-      </w:r>
-      <w:proofErr w:type="spellEnd"/>
-      <w:r>
-        <w:rPr>
-          <w:rFonts w:ascii="Times New Roman" w:eastAsia="Times New Roman" w:hAnsi="Times New Roman" w:cs="Times New Roman"/>
-          <w:i/>
-          <w:iCs/>
-        </w:rPr>
-        <w:t xml:space="preserve"> Deng², Nicholas Stylopoulos</w:t>
+        <w:t>, Shuliang Deng², Nicholas Stylopoulos</w:t>
       </w:r>
       <w:r>
         <w:rPr>
@@ -471,7 +453,7 @@
             <w:sz w:val="22"/>
             <w:szCs w:val="22"/>
           </w:rPr>
-          <w:object w:dxaOrig="8580" w:dyaOrig="8380" w14:anchorId="0579FE49">
+          <w:object w:dxaOrig="8580" w:dyaOrig="8380" w14:anchorId="33A7490E">
             <v:shapetype id="_x0000_t75" coordsize="21600,21600" o:spt="75" o:preferrelative="t" path="m@4@5l@4@11@9@11@9@5xe" filled="f" stroked="f">
               <v:stroke joinstyle="miter"/>
               <v:formulas>
@@ -491,10 +473,10 @@
               <v:path o:extrusionok="f" gradientshapeok="t" o:connecttype="rect"/>
               <o:lock v:ext="edit" aspectratio="t"/>
             </v:shapetype>
-            <v:shape id="_x0000_i1025" type="#_x0000_t75" alt="" style="width:429.35pt;height:419.35pt;mso-width-percent:0;mso-height-percent:0;mso-width-percent:0;mso-height-percent:0" o:ole="">
+            <v:shape id="_x0000_i1025" type="#_x0000_t75" alt="" style="width:428.95pt;height:418.8pt;mso-width-percent:0;mso-height-percent:0;mso-width-percent:0;mso-height-percent:0" o:ole="">
               <v:imagedata r:id="rId7" o:title=""/>
             </v:shape>
-            <o:OLEObject Type="Embed" ProgID="Excel.Sheet.12" ShapeID="_x0000_i1025" DrawAspect="Content" ObjectID="_1815351586" r:id="rId8"/>
+            <o:OLEObject Type="Embed" ProgID="Excel.Sheet.12" ShapeID="_x0000_i1025" DrawAspect="Content" ObjectID="_1839072743" r:id="rId8"/>
           </w:object>
         </w:r>
       </w:ins>
@@ -521,25 +503,7 @@
           <w:sz w:val="22"/>
           <w:szCs w:val="22"/>
         </w:rPr>
-        <w:t xml:space="preserve">Abbreviations: BMI, body mass index; HDL, high-density lipoprotein; LDL, low-density lipoprotein; HbA1c, Hemoglobin A1C; </w:t>
-      </w:r>
-      <w:proofErr w:type="spellStart"/>
-      <w:r>
-        <w:rPr>
-          <w:rFonts w:ascii="Arial" w:hAnsi="Arial" w:cs="Arial"/>
-          <w:sz w:val="22"/>
-          <w:szCs w:val="22"/>
-        </w:rPr>
-        <w:t>hsCRP</w:t>
-      </w:r>
-      <w:proofErr w:type="spellEnd"/>
-      <w:r>
-        <w:rPr>
-          <w:rFonts w:ascii="Arial" w:hAnsi="Arial" w:cs="Arial"/>
-          <w:sz w:val="22"/>
-          <w:szCs w:val="22"/>
-        </w:rPr>
-        <w:t>, high sensitivity C-reactive protein.</w:t>
+        <w:t>Abbreviations: BMI, body mass index; HDL, high-density lipoprotein; LDL, low-density lipoprotein; HbA1c, Hemoglobin A1C; hsCRP, high sensitivity C-reactive protein.</w:t>
       </w:r>
     </w:p>
     <w:p/>
@@ -1419,25 +1383,7 @@
           <w:sz w:val="22"/>
           <w:szCs w:val="22"/>
         </w:rPr>
-        <w:t>Metabolites are clustered by biochemical similarity and correlation strength, revealing distinct co-regulated modules. Strong positive correlations (dark red blocks) are observed among lipid species, including phosphatidylcholines (PCs), triacylglycerols (TAGs), and plasmalogens. In contrast, amino acid derivatives and nucleotide metabolites (e.g., kynurenine, BAIBA, N-</w:t>
-      </w:r>
-      <w:proofErr w:type="spellStart"/>
-      <w:r>
-        <w:rPr>
-          <w:rFonts w:ascii="Arial" w:hAnsi="Arial" w:cs="Arial"/>
-          <w:sz w:val="22"/>
-          <w:szCs w:val="22"/>
-        </w:rPr>
-        <w:t>acetylserine</w:t>
-      </w:r>
-      <w:proofErr w:type="spellEnd"/>
-      <w:r>
-        <w:rPr>
-          <w:rFonts w:ascii="Arial" w:hAnsi="Arial" w:cs="Arial"/>
-          <w:sz w:val="22"/>
-          <w:szCs w:val="22"/>
-        </w:rPr>
-        <w:t>) exhibit weaker or inverse correlations with lipid clusters, suggesting divergent regulatory pathways.</w:t>
+        <w:t>Metabolites are clustered by biochemical similarity and correlation strength, revealing distinct co-regulated modules. Strong positive correlations (dark red blocks) are observed among lipid species, including phosphatidylcholines (PCs), triacylglycerols (TAGs), and plasmalogens. In contrast, amino acid derivatives and nucleotide metabolites (e.g., kynurenine, BAIBA, N-acetylserine) exhibit weaker or inverse correlations with lipid clusters, suggesting divergent regulatory pathways.</w:t>
       </w:r>
     </w:p>
     <w:p>
@@ -1456,25 +1402,7 @@
           <w:sz w:val="22"/>
           <w:szCs w:val="22"/>
         </w:rPr>
-        <w:t>This correlation structure informed metabolite selection and redundancy assessment for the Metabolite Risk Score (</w:t>
-      </w:r>
-      <w:proofErr w:type="spellStart"/>
-      <w:r>
-        <w:rPr>
-          <w:rFonts w:ascii="Arial" w:hAnsi="Arial" w:cs="Arial"/>
-          <w:sz w:val="22"/>
-          <w:szCs w:val="22"/>
-        </w:rPr>
-        <w:t>MetRS</w:t>
-      </w:r>
-      <w:proofErr w:type="spellEnd"/>
-      <w:r>
-        <w:rPr>
-          <w:rFonts w:ascii="Arial" w:hAnsi="Arial" w:cs="Arial"/>
-          <w:sz w:val="22"/>
-          <w:szCs w:val="22"/>
-        </w:rPr>
-        <w:t>) and supports the presence of metabolically coherent pathways underlying post-surgical weight trajectories.</w:t>
+        <w:t>This correlation structure informed metabolite selection and redundancy assessment for the Metabolite Risk Score (MetRS) and supports the presence of metabolically coherent pathways underlying post-surgical weight trajectories.</w:t>
       </w:r>
     </w:p>
     <w:p>
@@ -1759,7 +1687,6 @@
         </w:rPr>
         <w:t>artial least squares discriminant analysis (</w:t>
       </w:r>
-      <w:proofErr w:type="spellStart"/>
       <w:r>
         <w:rPr>
           <w:rStyle w:val="Strong"/>
@@ -1776,17 +1703,7 @@
           <w:sz w:val="22"/>
           <w:szCs w:val="22"/>
         </w:rPr>
-        <w:t>PLS</w:t>
-      </w:r>
-      <w:proofErr w:type="spellEnd"/>
-      <w:r>
-        <w:rPr>
-          <w:rStyle w:val="Strong"/>
-          <w:rFonts w:ascii="Arial" w:hAnsi="Arial" w:cs="Arial"/>
-          <w:sz w:val="22"/>
-          <w:szCs w:val="22"/>
-        </w:rPr>
-        <w:t>-DA) of serum metabolomic profiles in the post-RYGB validation cohort.</w:t>
+        <w:t>PLS-DA) of serum metabolomic profiles in the post-RYGB validation cohort.</w:t>
       </w:r>
     </w:p>
     <w:p>
@@ -1836,25 +1753,7 @@
           <w:sz w:val="22"/>
           <w:szCs w:val="22"/>
         </w:rPr>
-        <w:t xml:space="preserve"> Values represent mean ± standard error. Weight </w:t>
-      </w:r>
-      <w:proofErr w:type="gramStart"/>
-      <w:r>
-        <w:rPr>
-          <w:rFonts w:ascii="Arial" w:hAnsi="Arial" w:cs="Arial"/>
-          <w:sz w:val="22"/>
-          <w:szCs w:val="22"/>
-        </w:rPr>
-        <w:t>regain</w:t>
-      </w:r>
-      <w:proofErr w:type="gramEnd"/>
-      <w:r>
-        <w:rPr>
-          <w:rFonts w:ascii="Arial" w:hAnsi="Arial" w:cs="Arial"/>
-          <w:sz w:val="22"/>
-          <w:szCs w:val="22"/>
-        </w:rPr>
-        <w:t xml:space="preserve"> was defined as ≥20% of maximum weight lost. WRG participants (n=21) were matched to SWL controls (n=14) by age, sex, preoperative BMI, and comorbidity burden.</w:t>
+        <w:t xml:space="preserve"> Values represent mean ± standard error. Weight regain was defined as ≥20% of maximum weight lost. WRG participants (n=21) were matched to SWL controls (n=14) by age, sex, preoperative BMI, and comorbidity burden.</w:t>
       </w:r>
       <w:r>
         <w:rPr>
@@ -1972,7 +1871,6 @@
         </w:rPr>
         <w:t xml:space="preserve">. </w:t>
       </w:r>
-      <w:proofErr w:type="spellStart"/>
       <w:r>
         <w:rPr>
           <w:rFonts w:ascii="Arial" w:hAnsi="Arial" w:cs="Arial"/>
@@ -1987,16 +1885,7 @@
           <w:sz w:val="22"/>
           <w:szCs w:val="22"/>
         </w:rPr>
-        <w:t>PLS</w:t>
-      </w:r>
-      <w:proofErr w:type="spellEnd"/>
-      <w:r>
-        <w:rPr>
-          <w:rFonts w:ascii="Arial" w:hAnsi="Arial" w:cs="Arial"/>
-          <w:sz w:val="22"/>
-          <w:szCs w:val="22"/>
-        </w:rPr>
-        <w:t>-DA was performed on fasting serum metabolomic data collected a median of 7.2 years post-surgery. Ellipses represent 95% confidence intervals for each group. The first two latent variables (X-variate 1 and 2) together explain 34% of the total variance in the dataset. The WL and WR groups show partial metabolic divergence, while the control group is distinctly separated from surgical participants. These findings support durable metabolic remodeling after RYGB and highlight metabolite signatures associated with weight maintenance versus recidivism.</w:t>
+        <w:t>PLS-DA was performed on fasting serum metabolomic data collected a median of 7.2 years post-surgery. Ellipses represent 95% confidence intervals for each group. The first two latent variables (X-variate 1 and 2) together explain 34% of the total variance in the dataset. The WL and WR groups show partial metabolic divergence, while the control group is distinctly separated from surgical participants. These findings support durable metabolic remodeling after RYGB and highlight metabolite signatures associated with weight maintenance versus recidivism.</w:t>
       </w:r>
     </w:p>
     <w:p/>
@@ -2188,6 +2077,15 @@
       </w:r>
       <w:r>
         <w:rPr>
+          <w:rStyle w:val="Strong"/>
+          <w:rFonts w:ascii="Arial" w:hAnsi="Arial" w:cs="Arial"/>
+          <w:sz w:val="22"/>
+          <w:szCs w:val="22"/>
+        </w:rPr>
+        <w:t xml:space="preserve"> </w:t>
+      </w:r>
+      <w:r>
+        <w:rPr>
           <w:rFonts w:ascii="Arial" w:hAnsi="Arial" w:cs="Arial"/>
           <w:sz w:val="22"/>
           <w:szCs w:val="22"/>
@@ -2231,25 +2129,7 @@
           <w:sz w:val="22"/>
           <w:szCs w:val="22"/>
         </w:rPr>
-        <w:t xml:space="preserve"> Summary tables of genome-wide association study (GWAS) results for the Metabolite Risk Score (</w:t>
-      </w:r>
-      <w:proofErr w:type="spellStart"/>
-      <w:r>
-        <w:rPr>
-          <w:rFonts w:ascii="Arial" w:hAnsi="Arial" w:cs="Arial"/>
-          <w:sz w:val="22"/>
-          <w:szCs w:val="22"/>
-        </w:rPr>
-        <w:t>MetRS</w:t>
-      </w:r>
-      <w:proofErr w:type="spellEnd"/>
-      <w:r>
-        <w:rPr>
-          <w:rFonts w:ascii="Arial" w:hAnsi="Arial" w:cs="Arial"/>
-          <w:sz w:val="22"/>
-          <w:szCs w:val="22"/>
-        </w:rPr>
-        <w:t>) and three individual metabolites: BAIBA, kynurenine, and glucuronate. SNP identifiers, genomic coordinates, nearest genes, effect alleles, allele frequencies, and statistical significance are reported. Significant associations (p &lt; 5 × 10</w:t>
+        <w:t xml:space="preserve"> Summary tables of genome-wide association study (GWAS) results for the Metabolite Risk Score (MetRS) and three individual metabolites: BAIBA, kynurenine, and glucuronate. SNP identifiers, genomic coordinates, nearest genes, effect alleles, allele frequencies, and statistical significance are reported. Significant associations (p &lt; 5 × 10</w:t>
       </w:r>
       <w:r>
         <w:rPr>
@@ -2326,41 +2206,13 @@
         </w:rPr>
         <w:t xml:space="preserve"> c) </w:t>
       </w:r>
-      <w:proofErr w:type="spellStart"/>
-      <w:r>
-        <w:rPr>
-          <w:rFonts w:ascii="Arial" w:hAnsi="Arial" w:cs="Arial"/>
-          <w:sz w:val="22"/>
-          <w:szCs w:val="22"/>
-        </w:rPr>
-        <w:t>LocusZoom</w:t>
-      </w:r>
-      <w:proofErr w:type="spellEnd"/>
-      <w:r>
-        <w:rPr>
-          <w:rFonts w:ascii="Arial" w:hAnsi="Arial" w:cs="Arial"/>
-          <w:sz w:val="22"/>
-          <w:szCs w:val="22"/>
-        </w:rPr>
-        <w:t xml:space="preserve"> plots depicting three independent genome-wide significant variants within the AGXT2 locus associated with β-</w:t>
-      </w:r>
-      <w:proofErr w:type="spellStart"/>
-      <w:r>
-        <w:rPr>
-          <w:rFonts w:ascii="Arial" w:hAnsi="Arial" w:cs="Arial"/>
-          <w:sz w:val="22"/>
-          <w:szCs w:val="22"/>
-        </w:rPr>
-        <w:t>aminoisobutyric</w:t>
-      </w:r>
-      <w:proofErr w:type="spellEnd"/>
-      <w:r>
-        <w:rPr>
-          <w:rFonts w:ascii="Arial" w:hAnsi="Arial" w:cs="Arial"/>
-          <w:sz w:val="22"/>
-          <w:szCs w:val="22"/>
-        </w:rPr>
-        <w:t xml:space="preserve"> acid (BAIBA) levels. Each plot displays the –log</w:t>
+      <w:r>
+        <w:rPr>
+          <w:rFonts w:ascii="Arial" w:hAnsi="Arial" w:cs="Arial"/>
+          <w:sz w:val="22"/>
+          <w:szCs w:val="22"/>
+        </w:rPr>
+        <w:t>LocusZoom plots depicting three independent genome-wide significant variants within the AGXT2 locus associated with β-aminoisobutyric acid (BAIBA) levels. Each plot displays the –log</w:t>
       </w:r>
       <w:r>
         <w:rPr>
@@ -2394,25 +2246,7 @@
           <w:sz w:val="22"/>
           <w:szCs w:val="22"/>
         </w:rPr>
-        <w:t>These data illustrate the polygenic architecture of the AGXT2 locus, with multiple independent signals influencing BAIBA concentrations—a key metabolite within the Metabolite Risk Score (</w:t>
-      </w:r>
-      <w:proofErr w:type="spellStart"/>
-      <w:r>
-        <w:rPr>
-          <w:rFonts w:ascii="Arial" w:hAnsi="Arial" w:cs="Arial"/>
-          <w:sz w:val="22"/>
-          <w:szCs w:val="22"/>
-        </w:rPr>
-        <w:t>MetRS</w:t>
-      </w:r>
-      <w:proofErr w:type="spellEnd"/>
-      <w:r>
-        <w:rPr>
-          <w:rFonts w:ascii="Arial" w:hAnsi="Arial" w:cs="Arial"/>
-          <w:sz w:val="22"/>
-          <w:szCs w:val="22"/>
-        </w:rPr>
-        <w:t xml:space="preserve">). The findings </w:t>
+        <w:t xml:space="preserve">These data illustrate the polygenic architecture of the AGXT2 locus, with multiple independent signals influencing BAIBA concentrations—a key metabolite within the Metabolite Risk Score (MetRS). The findings </w:t>
       </w:r>
       <w:r>
         <w:rPr>
@@ -2437,25 +2271,7 @@
           <w:sz w:val="22"/>
           <w:szCs w:val="22"/>
         </w:rPr>
-        <w:t xml:space="preserve">These results demonstrate that several key metabolite components of the </w:t>
-      </w:r>
-      <w:proofErr w:type="spellStart"/>
-      <w:r>
-        <w:rPr>
-          <w:rFonts w:ascii="Arial" w:hAnsi="Arial" w:cs="Arial"/>
-          <w:sz w:val="22"/>
-          <w:szCs w:val="22"/>
-        </w:rPr>
-        <w:t>MetRS</w:t>
-      </w:r>
-      <w:proofErr w:type="spellEnd"/>
-      <w:r>
-        <w:rPr>
-          <w:rFonts w:ascii="Arial" w:hAnsi="Arial" w:cs="Arial"/>
-          <w:sz w:val="22"/>
-          <w:szCs w:val="22"/>
-        </w:rPr>
-        <w:t xml:space="preserve"> are under partial genetic control, suggesting a heritable component to the observed metabolic variation predictive of long-term bariatric surgery outcomes</w:t>
+        <w:t>These results demonstrate that several key metabolite components of the MetRS are under partial genetic control, suggesting a heritable component to the observed metabolic variation predictive of long-term bariatric surgery outcomes</w:t>
       </w:r>
       <w:r>
         <w:rPr>
